--- a/Docs/Supp. Machine learning applied to otolith timeseries data to discriminate river of origin for Western Alaska Salmon.docx
+++ b/Docs/Supp. Machine learning applied to otolith timeseries data to discriminate river of origin for Western Alaska Salmon.docx
@@ -52,17 +52,47 @@
     </w:p>
     <w:p>
       <w:r>
-        <w:t>Supplemental Figure 1</w:t>
+        <w:rPr>
+          <w:rStyle w:val="Strong"/>
+        </w:rPr>
+        <w:t>Supplemental Figure 1:</w:t>
       </w:r>
-      <w:proofErr w:type="gramStart"/>
       <w:r>
-        <w:t>. :</w:t>
-      </w:r>
-      <w:proofErr w:type="gramEnd"/>
-      <w:r>
+        <w:rPr>
+          <w:rStyle w:val="Strong"/>
+        </w:rPr>
         <w:t xml:space="preserve"> </w:t>
       </w:r>
+      <w:r>
+        <w:t>D</w:t>
+      </w:r>
+      <w:r>
+        <w:t>iagrams compare predicted probabilities to observed event rates</w:t>
+      </w:r>
+      <w:r>
+        <w:t xml:space="preserve"> within sliding windows</w:t>
+      </w:r>
+      <w:r>
+        <w:t xml:space="preserve"> for each watershed class</w:t>
+      </w:r>
+      <w:r>
+        <w:t xml:space="preserve">. Before calibration plots show that predicted probabilities deviate from expected 1:1 relationship. After isotonic calibration predictions much more closely align with observations. </w:t>
+      </w:r>
     </w:p>
+    <w:p/>
+    <w:p/>
+    <w:p>
+      <w:r>
+        <w:t xml:space="preserve">Supplemental information </w:t>
+      </w:r>
+    </w:p>
+    <w:p>
+      <w:r>
+        <w:t xml:space="preserve">--- WILL INCLUDE ICMPS SPECIFICATIONS FROM DIEGO – </w:t>
+      </w:r>
+    </w:p>
+    <w:p/>
+    <w:p/>
     <w:p/>
     <w:p/>
     <w:sectPr>
@@ -992,6 +1022,17 @@
       <w:spacing w:val="5"/>
     </w:rPr>
   </w:style>
+  <w:style w:type="character" w:styleId="Strong">
+    <w:name w:val="Strong"/>
+    <w:basedOn w:val="DefaultParagraphFont"/>
+    <w:uiPriority w:val="22"/>
+    <w:qFormat/>
+    <w:rsid w:val="00272DEF"/>
+    <w:rPr>
+      <w:b/>
+      <w:bCs/>
+    </w:rPr>
+  </w:style>
 </w:styles>
 </file>
 

--- a/Docs/Supp. Machine learning applied to otolith timeseries data to discriminate river of origin for Western Alaska Salmon.docx
+++ b/Docs/Supp. Machine learning applied to otolith timeseries data to discriminate river of origin for Western Alaska Salmon.docx
@@ -7,6 +7,64 @@
         <w:rPr>
           <w:noProof/>
         </w:rPr>
+        <w:drawing>
+          <wp:inline distT="0" distB="0" distL="0" distR="0" wp14:anchorId="1A9E62D7" wp14:editId="0E5EA6D7">
+            <wp:extent cx="5943600" cy="4754880"/>
+            <wp:effectExtent l="0" t="0" r="0" b="0"/>
+            <wp:docPr id="570867597" name="Picture 1" descr="A diagram with colored circles and a red circle&#10;&#10;AI-generated content may be incorrect."/>
+            <wp:cNvGraphicFramePr>
+              <a:graphicFrameLocks xmlns:a="http://schemas.openxmlformats.org/drawingml/2006/main" noChangeAspect="1"/>
+            </wp:cNvGraphicFramePr>
+            <a:graphic xmlns:a="http://schemas.openxmlformats.org/drawingml/2006/main">
+              <a:graphicData uri="http://schemas.openxmlformats.org/drawingml/2006/picture">
+                <pic:pic xmlns:pic="http://schemas.openxmlformats.org/drawingml/2006/picture">
+                  <pic:nvPicPr>
+                    <pic:cNvPr id="570867597" name="Picture 1" descr="A diagram with colored circles and a red circle&#10;&#10;AI-generated content may be incorrect."/>
+                    <pic:cNvPicPr/>
+                  </pic:nvPicPr>
+                  <pic:blipFill>
+                    <a:blip r:embed="rId4" cstate="print">
+                      <a:extLst>
+                        <a:ext uri="{28A0092B-C50C-407E-A947-70E740481C1C}">
+                          <a14:useLocalDpi xmlns:a14="http://schemas.microsoft.com/office/drawing/2010/main" val="0"/>
+                        </a:ext>
+                      </a:extLst>
+                    </a:blip>
+                    <a:stretch>
+                      <a:fillRect/>
+                    </a:stretch>
+                  </pic:blipFill>
+                  <pic:spPr>
+                    <a:xfrm>
+                      <a:off x="0" y="0"/>
+                      <a:ext cx="5943600" cy="4754880"/>
+                    </a:xfrm>
+                    <a:prstGeom prst="rect">
+                      <a:avLst/>
+                    </a:prstGeom>
+                  </pic:spPr>
+                </pic:pic>
+              </a:graphicData>
+            </a:graphic>
+          </wp:inline>
+        </w:drawing>
+      </w:r>
+    </w:p>
+    <w:p>
+      <w:r>
+        <w:t xml:space="preserve">Supp Figure 1: </w:t>
+      </w:r>
+    </w:p>
+    <w:p/>
+    <w:p/>
+    <w:p/>
+    <w:p/>
+    <w:p>
+      <w:r>
+        <w:rPr>
+          <w:noProof/>
+        </w:rPr>
+        <w:lastRenderedPageBreak/>
         <w:drawing>
           <wp:inline distT="0" distB="0" distL="0" distR="0" wp14:anchorId="55EEEAA8" wp14:editId="2FF8E80C">
             <wp:extent cx="5943600" cy="2971800"/>
@@ -23,7 +81,7 @@
                     <pic:cNvPicPr/>
                   </pic:nvPicPr>
                   <pic:blipFill>
-                    <a:blip r:embed="rId4" cstate="print">
+                    <a:blip r:embed="rId5" cstate="print">
                       <a:extLst>
                         <a:ext uri="{28A0092B-C50C-407E-A947-70E740481C1C}">
                           <a14:useLocalDpi xmlns:a14="http://schemas.microsoft.com/office/drawing/2010/main" val="0"/>
@@ -55,7 +113,19 @@
         <w:rPr>
           <w:rStyle w:val="Strong"/>
         </w:rPr>
-        <w:t>Supplemental Figure 1:</w:t>
+        <w:t xml:space="preserve">Supplemental Figure </w:t>
+      </w:r>
+      <w:r>
+        <w:rPr>
+          <w:rStyle w:val="Strong"/>
+        </w:rPr>
+        <w:t>2</w:t>
+      </w:r>
+      <w:r>
+        <w:rPr>
+          <w:rStyle w:val="Strong"/>
+        </w:rPr>
+        <w:t>:</w:t>
       </w:r>
       <w:r>
         <w:rPr>
@@ -73,10 +143,7 @@
         <w:t xml:space="preserve"> within sliding windows</w:t>
       </w:r>
       <w:r>
-        <w:t xml:space="preserve"> for each watershed class</w:t>
-      </w:r>
-      <w:r>
-        <w:t xml:space="preserve">. Before calibration plots show that predicted probabilities deviate from expected 1:1 relationship. After isotonic calibration predictions much more closely align with observations. </w:t>
+        <w:t xml:space="preserve"> for each watershed class. Before calibration plots show that predicted probabilities deviate from expected 1:1 relationship. After isotonic calibration predictions much more closely align with observations. </w:t>
       </w:r>
     </w:p>
     <w:p/>

--- a/Docs/Supp. Machine learning applied to otolith timeseries data to discriminate river of origin for Western Alaska Salmon.docx
+++ b/Docs/Supp. Machine learning applied to otolith timeseries data to discriminate river of origin for Western Alaska Salmon.docx
@@ -51,8 +51,22 @@
       </w:r>
     </w:p>
     <w:p>
+      <w:pPr>
+        <w:rPr>
+          <w:rFonts w:ascii="Times New Roman" w:hAnsi="Times New Roman" w:cs="Times New Roman"/>
+        </w:rPr>
+      </w:pPr>
       <w:r>
+        <w:rPr>
+          <w:rFonts w:ascii="Times New Roman" w:hAnsi="Times New Roman" w:cs="Times New Roman"/>
+        </w:rPr>
         <w:t xml:space="preserve">Supp Figure 1: </w:t>
+      </w:r>
+      <w:r>
+        <w:rPr>
+          <w:rFonts w:ascii="Times New Roman" w:hAnsi="Times New Roman" w:cs="Times New Roman"/>
+        </w:rPr>
+        <w:t xml:space="preserve">PCA of GAM smoothed data with all Middle and Upper Yukon individuals removed (only CWAK individuals). Data show a similar pattern to the PCA which included all individuals, but with many less individuals in the extreme range of both PC1 and PC2. This pattern illustrates the unique shape of the timeseries for many non-CWAK individuals compared to those in the lower watershed, which look more closely to Nushagak or Kuskokwim individuals. </w:t>
       </w:r>
     </w:p>
     <w:p/>

--- a/Docs/Supp. Machine learning applied to otolith timeseries data to discriminate river of origin for Western Alaska Salmon.docx
+++ b/Docs/Supp. Machine learning applied to otolith timeseries data to discriminate river of origin for Western Alaska Salmon.docx
@@ -157,10 +157,12 @@
         <w:t xml:space="preserve"> within sliding windows</w:t>
       </w:r>
       <w:r>
-        <w:t xml:space="preserve"> for each watershed class. Before calibration plots show that predicted probabilities deviate from expected 1:1 relationship. After isotonic calibration predictions much more closely align with observations. </w:t>
+        <w:t xml:space="preserve"> for each watershed class. Before calibration plots show that predicted probabilities deviate from expected 1:1 relationship</w:t>
+      </w:r>
+      <w:r>
+        <w:t xml:space="preserve"> in some cases. Across all classes, this calibrated probabilities using isotonic calibration more closely align with observed event rates. </w:t>
       </w:r>
     </w:p>
-    <w:p/>
     <w:p/>
     <w:p>
       <w:r>

--- a/Docs/Supp. Machine learning applied to otolith timeseries data to discriminate river of origin for Western Alaska Salmon.docx
+++ b/Docs/Supp. Machine learning applied to otolith timeseries data to discriminate river of origin for Western Alaska Salmon.docx
@@ -66,7 +66,31 @@
         <w:rPr>
           <w:rFonts w:ascii="Times New Roman" w:hAnsi="Times New Roman" w:cs="Times New Roman"/>
         </w:rPr>
-        <w:t xml:space="preserve">PCA of GAM smoothed data with all Middle and Upper Yukon individuals removed (only CWAK individuals). Data show a similar pattern to the PCA which included all individuals, but with many less individuals in the extreme range of both PC1 and PC2. This pattern illustrates the unique shape of the timeseries for many non-CWAK individuals compared to those in the lower watershed, which look more closely to Nushagak or Kuskokwim individuals. </w:t>
+        <w:t>PCA of GAM smoothed data with all Middle and Upper Yukon individuals removed</w:t>
+      </w:r>
+      <w:r>
+        <w:rPr>
+          <w:rFonts w:ascii="Times New Roman" w:hAnsi="Times New Roman" w:cs="Times New Roman"/>
+        </w:rPr>
+        <w:t xml:space="preserve">, leaving only CWAK individuals. </w:t>
+      </w:r>
+      <w:r>
+        <w:rPr>
+          <w:rFonts w:ascii="Times New Roman" w:hAnsi="Times New Roman" w:cs="Times New Roman"/>
+        </w:rPr>
+        <w:t xml:space="preserve">Data show a similar pattern to the PCA which included all individuals, but with many less individuals in the extreme range of both PC1 and PC2. This pattern illustrates the unique shape of the timeseries for many non-CWAK individuals compared to those in the lower watershed, which </w:t>
+      </w:r>
+      <w:r>
+        <w:rPr>
+          <w:rFonts w:ascii="Times New Roman" w:hAnsi="Times New Roman" w:cs="Times New Roman"/>
+        </w:rPr>
+        <w:t xml:space="preserve">are more easily distinguished. </w:t>
+      </w:r>
+      <w:r>
+        <w:rPr>
+          <w:rFonts w:ascii="Times New Roman" w:hAnsi="Times New Roman" w:cs="Times New Roman"/>
+        </w:rPr>
+        <w:t xml:space="preserve"> </w:t>
       </w:r>
     </w:p>
     <w:p/>
@@ -80,10 +104,10 @@
         </w:rPr>
         <w:lastRenderedPageBreak/>
         <w:drawing>
-          <wp:inline distT="0" distB="0" distL="0" distR="0" wp14:anchorId="55EEEAA8" wp14:editId="2FF8E80C">
-            <wp:extent cx="5943600" cy="2971800"/>
+          <wp:inline distT="0" distB="0" distL="0" distR="0" wp14:anchorId="21BFF652" wp14:editId="2647EC28">
+            <wp:extent cx="5943600" cy="5943600"/>
             <wp:effectExtent l="0" t="0" r="0" b="0"/>
-            <wp:docPr id="1229407533" name="Picture 1" descr="A graph of a graph showing the same graph&#10;&#10;AI-generated content may be incorrect."/>
+            <wp:docPr id="274501238" name="Picture 1" descr="A graph of different types of data&#10;&#10;AI-generated content may be incorrect."/>
             <wp:cNvGraphicFramePr>
               <a:graphicFrameLocks xmlns:a="http://schemas.openxmlformats.org/drawingml/2006/main" noChangeAspect="1"/>
             </wp:cNvGraphicFramePr>
@@ -91,7 +115,7 @@
               <a:graphicData uri="http://schemas.openxmlformats.org/drawingml/2006/picture">
                 <pic:pic xmlns:pic="http://schemas.openxmlformats.org/drawingml/2006/picture">
                   <pic:nvPicPr>
-                    <pic:cNvPr id="1229407533" name="Picture 1" descr="A graph of a graph showing the same graph&#10;&#10;AI-generated content may be incorrect."/>
+                    <pic:cNvPr id="274501238" name="Picture 1" descr="A graph of different types of data&#10;&#10;AI-generated content may be incorrect."/>
                     <pic:cNvPicPr/>
                   </pic:nvPicPr>
                   <pic:blipFill>
@@ -109,7 +133,7 @@
                   <pic:spPr>
                     <a:xfrm>
                       <a:off x="0" y="0"/>
-                      <a:ext cx="5943600" cy="2971800"/>
+                      <a:ext cx="5943600" cy="5943600"/>
                     </a:xfrm>
                     <a:prstGeom prst="rect">
                       <a:avLst/>
@@ -123,58 +147,103 @@
       </w:r>
     </w:p>
     <w:p>
+      <w:pPr>
+        <w:rPr>
+          <w:rFonts w:ascii="Times New Roman" w:hAnsi="Times New Roman" w:cs="Times New Roman"/>
+        </w:rPr>
+      </w:pPr>
+      <w:commentRangeStart w:id="0"/>
+      <w:commentRangeStart w:id="1"/>
       <w:r>
         <w:rPr>
           <w:rStyle w:val="Strong"/>
+          <w:rFonts w:ascii="Times New Roman" w:hAnsi="Times New Roman" w:cs="Times New Roman"/>
         </w:rPr>
         <w:t xml:space="preserve">Supplemental Figure </w:t>
       </w:r>
       <w:r>
         <w:rPr>
           <w:rStyle w:val="Strong"/>
+          <w:rFonts w:ascii="Times New Roman" w:hAnsi="Times New Roman" w:cs="Times New Roman"/>
         </w:rPr>
         <w:t>2</w:t>
       </w:r>
+      <w:commentRangeEnd w:id="0"/>
+      <w:r>
+        <w:rPr>
+          <w:rStyle w:val="CommentReference"/>
+          <w:rFonts w:ascii="Times New Roman" w:hAnsi="Times New Roman" w:cs="Times New Roman"/>
+          <w:sz w:val="24"/>
+          <w:szCs w:val="24"/>
+        </w:rPr>
+        <w:commentReference w:id="0"/>
+      </w:r>
+      <w:commentRangeEnd w:id="1"/>
+      <w:r>
+        <w:rPr>
+          <w:rStyle w:val="CommentReference"/>
+          <w:rFonts w:ascii="Times New Roman" w:hAnsi="Times New Roman" w:cs="Times New Roman"/>
+          <w:sz w:val="24"/>
+          <w:szCs w:val="24"/>
+        </w:rPr>
+        <w:commentReference w:id="1"/>
+      </w:r>
       <w:r>
         <w:rPr>
           <w:rStyle w:val="Strong"/>
+          <w:rFonts w:ascii="Times New Roman" w:hAnsi="Times New Roman" w:cs="Times New Roman"/>
         </w:rPr>
         <w:t>:</w:t>
       </w:r>
       <w:r>
         <w:rPr>
           <w:rStyle w:val="Strong"/>
+          <w:rFonts w:ascii="Times New Roman" w:hAnsi="Times New Roman" w:cs="Times New Roman"/>
         </w:rPr>
         <w:t xml:space="preserve"> </w:t>
       </w:r>
       <w:r>
-        <w:t>D</w:t>
-      </w:r>
-      <w:r>
-        <w:t>iagrams compare predicted probabilities to observed event rates</w:t>
-      </w:r>
-      <w:r>
-        <w:t xml:space="preserve"> within sliding windows</w:t>
-      </w:r>
-      <w:r>
-        <w:t xml:space="preserve"> for each watershed class. Before calibration plots show that predicted probabilities deviate from expected 1:1 relationship</w:t>
-      </w:r>
-      <w:r>
-        <w:t xml:space="preserve"> in some cases. Across all classes, this calibrated probabilities using isotonic calibration more closely align with observed event rates. </w:t>
+        <w:rPr>
+          <w:rStyle w:val="Strong"/>
+          <w:rFonts w:ascii="Times New Roman" w:hAnsi="Times New Roman" w:cs="Times New Roman"/>
+          <w:b w:val="0"/>
+          <w:bCs w:val="0"/>
+        </w:rPr>
+        <w:t xml:space="preserve">Example </w:t>
+      </w:r>
+      <w:r>
+        <w:rPr>
+          <w:rFonts w:ascii="Times New Roman" w:hAnsi="Times New Roman" w:cs="Times New Roman"/>
+        </w:rPr>
+        <w:t>d</w:t>
+      </w:r>
+      <w:r>
+        <w:rPr>
+          <w:rFonts w:ascii="Times New Roman" w:hAnsi="Times New Roman" w:cs="Times New Roman"/>
+        </w:rPr>
+        <w:t>iagrams</w:t>
+      </w:r>
+      <w:r>
+        <w:rPr>
+          <w:rFonts w:ascii="Times New Roman" w:hAnsi="Times New Roman" w:cs="Times New Roman"/>
+        </w:rPr>
+        <w:t xml:space="preserve"> showing the relationship between predicted probability value on the x axis and true class likelihood based on event rate on the y axis for random forest prediction on the total testing set. Predicted probability scores from the model (panel A) show a relatively linear relationship, indicating that probability scores are relatively well aligned before calibration. Applying a multinomial isotonic regression recalibrates probability scores to better match true class likelihood (panel B</w:t>
+      </w:r>
+      <w:proofErr w:type="gramStart"/>
+      <w:r>
+        <w:rPr>
+          <w:rFonts w:ascii="Times New Roman" w:hAnsi="Times New Roman" w:cs="Times New Roman"/>
+        </w:rPr>
+        <w:t>) ,</w:t>
+      </w:r>
+      <w:proofErr w:type="gramEnd"/>
+      <w:r>
+        <w:rPr>
+          <w:rFonts w:ascii="Times New Roman" w:hAnsi="Times New Roman" w:cs="Times New Roman"/>
+        </w:rPr>
+        <w:t xml:space="preserve"> which is further confirmed by an increase in the brier score </w:t>
       </w:r>
     </w:p>
-    <w:p/>
-    <w:p>
-      <w:r>
-        <w:t xml:space="preserve">Supplemental information </w:t>
-      </w:r>
-    </w:p>
-    <w:p>
-      <w:r>
-        <w:t xml:space="preserve">--- WILL INCLUDE ICMPS SPECIFICATIONS FROM DIEGO – </w:t>
-      </w:r>
-    </w:p>
-    <w:p/>
     <w:p/>
     <w:p/>
     <w:p/>
@@ -186,6 +255,74 @@
     </w:sectPr>
   </w:body>
 </w:document>
+</file>
+
+<file path=word/comments.xml><?xml version="1.0" encoding="utf-8"?>
+<w:comments xmlns:wpc="http://schemas.microsoft.com/office/word/2010/wordprocessingCanvas" xmlns:cx="http://schemas.microsoft.com/office/drawing/2014/chartex" xmlns:cx1="http://schemas.microsoft.com/office/drawing/2015/9/8/chartex" xmlns:cx2="http://schemas.microsoft.com/office/drawing/2015/10/21/chartex" xmlns:cx3="http://schemas.microsoft.com/office/drawing/2016/5/9/chartex" xmlns:cx4="http://schemas.microsoft.com/office/drawing/2016/5/10/chartex" xmlns:cx5="http://schemas.microsoft.com/office/drawing/2016/5/11/chartex" xmlns:cx6="http://schemas.microsoft.com/office/drawing/2016/5/12/chartex" xmlns:cx7="http://schemas.microsoft.com/office/drawing/2016/5/13/chartex" xmlns:cx8="http://schemas.microsoft.com/office/drawing/2016/5/14/chartex" xmlns:mc="http://schemas.openxmlformats.org/markup-compatibility/2006" xmlns:aink="http://schemas.microsoft.com/office/drawing/2016/ink" xmlns:am3d="http://schemas.microsoft.com/office/drawing/2017/model3d" xmlns:o="urn:schemas-microsoft-com:office:office" xmlns:oel="http://schemas.microsoft.com/office/2019/extlst" xmlns:r="http://schemas.openxmlformats.org/officeDocument/2006/relationships" xmlns:m="http://schemas.openxmlformats.org/officeDocument/2006/math" xmlns:v="urn:schemas-microsoft-com:vml" xmlns:wp14="http://schemas.microsoft.com/office/word/2010/wordprocessingDrawing" xmlns:wp="http://schemas.openxmlformats.org/drawingml/2006/wordprocessingDrawing" xmlns:w10="urn:schemas-microsoft-com:office:word" xmlns:w="http://schemas.openxmlformats.org/wordprocessingml/2006/main" xmlns:w14="http://schemas.microsoft.com/office/word/2010/wordml" xmlns:w15="http://schemas.microsoft.com/office/word/2012/wordml" xmlns:w16cex="http://schemas.microsoft.com/office/word/2018/wordml/cex" xmlns:w16cid="http://schemas.microsoft.com/office/word/2016/wordml/cid" xmlns:w16="http://schemas.microsoft.com/office/word/2018/wordml" xmlns:w16du="http://schemas.microsoft.com/office/word/2023/wordml/word16du" xmlns:w16sdtdh="http://schemas.microsoft.com/office/word/2020/wordml/sdtdatahash" xmlns:w16sdtfl="http://schemas.microsoft.com/office/word/2024/wordml/sdtformatlock" xmlns:w16se="http://schemas.microsoft.com/office/word/2015/wordml/symex" xmlns:wpg="http://schemas.microsoft.com/office/word/2010/wordprocessingGroup" xmlns:wpi="http://schemas.microsoft.com/office/word/2010/wordprocessingInk" xmlns:wne="http://schemas.microsoft.com/office/word/2006/wordml" xmlns:wps="http://schemas.microsoft.com/office/word/2010/wordprocessingShape" mc:Ignorable="w14 w15 w16se w16cid w16 w16cex w16sdtdh w16sdtfl w16du wp14">
+  <w:comment w:id="0" w:author="Valentina M. Staneva" w:date="2025-11-13T16:08:00Z" w:initials="VMS">
+    <w:p>
+      <w:r>
+        <w:rPr>
+          <w:rStyle w:val="CommentReference"/>
+        </w:rPr>
+        <w:annotationRef/>
+      </w:r>
+      <w:r>
+        <w:rPr>
+          <w:sz w:val="20"/>
+          <w:szCs w:val="20"/>
+        </w:rPr>
+        <w:t>Maybe you can plot them one under the other one? then it is easier to compare the same fish before and after. I feel the plots should be square to represent the real idea of a 45% line. You could also do them before and after in row, and fish types along column.</w:t>
+      </w:r>
+    </w:p>
+  </w:comment>
+  <w:comment w:id="1" w:author="Valentina M. Staneva" w:date="2025-11-13T16:11:00Z" w:initials="VMS">
+    <w:p>
+      <w:r>
+        <w:rPr>
+          <w:rStyle w:val="CommentReference"/>
+        </w:rPr>
+        <w:annotationRef/>
+      </w:r>
+      <w:r>
+        <w:rPr>
+          <w:sz w:val="20"/>
+          <w:szCs w:val="20"/>
+        </w:rPr>
+        <w:t>I am curious if these methods had some regularization option. I can see how it tried to push to the line, but a bit smoothing might have helped. But maybe it is due to the sample size and not so fixable...</w:t>
+      </w:r>
+    </w:p>
+  </w:comment>
+</w:comments>
+</file>
+
+<file path=word/commentsExtended.xml><?xml version="1.0" encoding="utf-8"?>
+<w15:commentsEx xmlns:wpc="http://schemas.microsoft.com/office/word/2010/wordprocessingCanvas" xmlns:cx="http://schemas.microsoft.com/office/drawing/2014/chartex" xmlns:cx1="http://schemas.microsoft.com/office/drawing/2015/9/8/chartex" xmlns:cx2="http://schemas.microsoft.com/office/drawing/2015/10/21/chartex" xmlns:cx3="http://schemas.microsoft.com/office/drawing/2016/5/9/chartex" xmlns:cx4="http://schemas.microsoft.com/office/drawing/2016/5/10/chartex" xmlns:cx5="http://schemas.microsoft.com/office/drawing/2016/5/11/chartex" xmlns:cx6="http://schemas.microsoft.com/office/drawing/2016/5/12/chartex" xmlns:cx7="http://schemas.microsoft.com/office/drawing/2016/5/13/chartex" xmlns:cx8="http://schemas.microsoft.com/office/drawing/2016/5/14/chartex" xmlns:mc="http://schemas.openxmlformats.org/markup-compatibility/2006" xmlns:aink="http://schemas.microsoft.com/office/drawing/2016/ink" xmlns:am3d="http://schemas.microsoft.com/office/drawing/2017/model3d" xmlns:o="urn:schemas-microsoft-com:office:office" xmlns:oel="http://schemas.microsoft.com/office/2019/extlst" xmlns:r="http://schemas.openxmlformats.org/officeDocument/2006/relationships" xmlns:m="http://schemas.openxmlformats.org/officeDocument/2006/math" xmlns:v="urn:schemas-microsoft-com:vml" xmlns:wp14="http://schemas.microsoft.com/office/word/2010/wordprocessingDrawing" xmlns:wp="http://schemas.openxmlformats.org/drawingml/2006/wordprocessingDrawing" xmlns:w10="urn:schemas-microsoft-com:office:word" xmlns:w="http://schemas.openxmlformats.org/wordprocessingml/2006/main" xmlns:w14="http://schemas.microsoft.com/office/word/2010/wordml" xmlns:w15="http://schemas.microsoft.com/office/word/2012/wordml" xmlns:w16cex="http://schemas.microsoft.com/office/word/2018/wordml/cex" xmlns:w16cid="http://schemas.microsoft.com/office/word/2016/wordml/cid" xmlns:w16="http://schemas.microsoft.com/office/word/2018/wordml" xmlns:w16du="http://schemas.microsoft.com/office/word/2023/wordml/word16du" xmlns:w16sdtdh="http://schemas.microsoft.com/office/word/2020/wordml/sdtdatahash" xmlns:w16sdtfl="http://schemas.microsoft.com/office/word/2024/wordml/sdtformatlock" xmlns:w16se="http://schemas.microsoft.com/office/word/2015/wordml/symex" xmlns:wpg="http://schemas.microsoft.com/office/word/2010/wordprocessingGroup" xmlns:wpi="http://schemas.microsoft.com/office/word/2010/wordprocessingInk" xmlns:wne="http://schemas.microsoft.com/office/word/2006/wordml" xmlns:wps="http://schemas.microsoft.com/office/word/2010/wordprocessingShape" mc:Ignorable="w14 w15 w16se w16cid w16 w16cex w16sdtdh w16sdtfl w16du wp14">
+  <w15:commentEx w15:paraId="2286779A" w15:done="0"/>
+  <w15:commentEx w15:paraId="0838D1B1" w15:paraIdParent="2286779A" w15:done="0"/>
+</w15:commentsEx>
+</file>
+
+<file path=word/commentsExtensible.xml><?xml version="1.0" encoding="utf-8"?>
+<w16cex:commentsExtensible xmlns:wpc="http://schemas.microsoft.com/office/word/2010/wordprocessingCanvas" xmlns:cx="http://schemas.microsoft.com/office/drawing/2014/chartex" xmlns:cx1="http://schemas.microsoft.com/office/drawing/2015/9/8/chartex" xmlns:cx2="http://schemas.microsoft.com/office/drawing/2015/10/21/chartex" xmlns:cx3="http://schemas.microsoft.com/office/drawing/2016/5/9/chartex" xmlns:cx4="http://schemas.microsoft.com/office/drawing/2016/5/10/chartex" xmlns:cx5="http://schemas.microsoft.com/office/drawing/2016/5/11/chartex" xmlns:cx6="http://schemas.microsoft.com/office/drawing/2016/5/12/chartex" xmlns:cx7="http://schemas.microsoft.com/office/drawing/2016/5/13/chartex" xmlns:cx8="http://schemas.microsoft.com/office/drawing/2016/5/14/chartex" xmlns:cr="http://schemas.microsoft.com/office/comments/2020/reactions" xmlns:mc="http://schemas.openxmlformats.org/markup-compatibility/2006" xmlns:aink="http://schemas.microsoft.com/office/drawing/2016/ink" xmlns:am3d="http://schemas.microsoft.com/office/drawing/2017/model3d" xmlns:o="urn:schemas-microsoft-com:office:office" xmlns:oel="http://schemas.microsoft.com/office/2019/extlst" xmlns:r="http://schemas.openxmlformats.org/officeDocument/2006/relationships" xmlns:m="http://schemas.openxmlformats.org/officeDocument/2006/math" xmlns:v="urn:schemas-microsoft-com:vml" xmlns:wp14="http://schemas.microsoft.com/office/word/2010/wordprocessingDrawing" xmlns:wp="http://schemas.openxmlformats.org/drawingml/2006/wordprocessingDrawing" xmlns:w10="urn:schemas-microsoft-com:office:word" xmlns:w="http://schemas.openxmlformats.org/wordprocessingml/2006/main" xmlns:w14="http://schemas.microsoft.com/office/word/2010/wordml" xmlns:w15="http://schemas.microsoft.com/office/word/2012/wordml" xmlns:w16cex="http://schemas.microsoft.com/office/word/2018/wordml/cex" xmlns:w16cid="http://schemas.microsoft.com/office/word/2016/wordml/cid" xmlns:w16="http://schemas.microsoft.com/office/word/2018/wordml" xmlns:w16du="http://schemas.microsoft.com/office/word/2023/wordml/word16du" xmlns:w16sdtdh="http://schemas.microsoft.com/office/word/2020/wordml/sdtdatahash" xmlns:w16sdtfl="http://schemas.microsoft.com/office/word/2024/wordml/sdtformatlock" xmlns:w16se="http://schemas.microsoft.com/office/word/2015/wordml/symex" xmlns:wpg="http://schemas.microsoft.com/office/word/2010/wordprocessingGroup" xmlns:wpi="http://schemas.microsoft.com/office/word/2010/wordprocessingInk" xmlns:wne="http://schemas.microsoft.com/office/word/2006/wordml" xmlns:wps="http://schemas.microsoft.com/office/word/2010/wordprocessingShape" mc:Ignorable="w14 w15 w16se w16cid w16 w16cex w16sdtdh w16sdtfl cr w16du wp14">
+  <w16cex:commentExtensible w16cex:durableId="431D5A13" w16cex:dateUtc="2025-11-14T00:08:00Z"/>
+  <w16cex:commentExtensible w16cex:durableId="4E4B4260" w16cex:dateUtc="2025-11-14T00:11:00Z"/>
+</w16cex:commentsExtensible>
+</file>
+
+<file path=word/commentsIds.xml><?xml version="1.0" encoding="utf-8"?>
+<w16cid:commentsIds xmlns:wpc="http://schemas.microsoft.com/office/word/2010/wordprocessingCanvas" xmlns:cx="http://schemas.microsoft.com/office/drawing/2014/chartex" xmlns:cx1="http://schemas.microsoft.com/office/drawing/2015/9/8/chartex" xmlns:cx2="http://schemas.microsoft.com/office/drawing/2015/10/21/chartex" xmlns:cx3="http://schemas.microsoft.com/office/drawing/2016/5/9/chartex" xmlns:cx4="http://schemas.microsoft.com/office/drawing/2016/5/10/chartex" xmlns:cx5="http://schemas.microsoft.com/office/drawing/2016/5/11/chartex" xmlns:cx6="http://schemas.microsoft.com/office/drawing/2016/5/12/chartex" xmlns:cx7="http://schemas.microsoft.com/office/drawing/2016/5/13/chartex" xmlns:cx8="http://schemas.microsoft.com/office/drawing/2016/5/14/chartex" xmlns:mc="http://schemas.openxmlformats.org/markup-compatibility/2006" xmlns:aink="http://schemas.microsoft.com/office/drawing/2016/ink" xmlns:am3d="http://schemas.microsoft.com/office/drawing/2017/model3d" xmlns:o="urn:schemas-microsoft-com:office:office" xmlns:oel="http://schemas.microsoft.com/office/2019/extlst" xmlns:r="http://schemas.openxmlformats.org/officeDocument/2006/relationships" xmlns:m="http://schemas.openxmlformats.org/officeDocument/2006/math" xmlns:v="urn:schemas-microsoft-com:vml" xmlns:wp14="http://schemas.microsoft.com/office/word/2010/wordprocessingDrawing" xmlns:wp="http://schemas.openxmlformats.org/drawingml/2006/wordprocessingDrawing" xmlns:w10="urn:schemas-microsoft-com:office:word" xmlns:w="http://schemas.openxmlformats.org/wordprocessingml/2006/main" xmlns:w14="http://schemas.microsoft.com/office/word/2010/wordml" xmlns:w15="http://schemas.microsoft.com/office/word/2012/wordml" xmlns:w16cex="http://schemas.microsoft.com/office/word/2018/wordml/cex" xmlns:w16cid="http://schemas.microsoft.com/office/word/2016/wordml/cid" xmlns:w16="http://schemas.microsoft.com/office/word/2018/wordml" xmlns:w16du="http://schemas.microsoft.com/office/word/2023/wordml/word16du" xmlns:w16sdtdh="http://schemas.microsoft.com/office/word/2020/wordml/sdtdatahash" xmlns:w16sdtfl="http://schemas.microsoft.com/office/word/2024/wordml/sdtformatlock" xmlns:w16se="http://schemas.microsoft.com/office/word/2015/wordml/symex" xmlns:wpg="http://schemas.microsoft.com/office/word/2010/wordprocessingGroup" xmlns:wpi="http://schemas.microsoft.com/office/word/2010/wordprocessingInk" xmlns:wne="http://schemas.microsoft.com/office/word/2006/wordml" xmlns:wps="http://schemas.microsoft.com/office/word/2010/wordprocessingShape" mc:Ignorable="w14 w15 w16se w16cid w16 w16cex w16sdtdh w16sdtfl w16du wp14">
+  <w16cid:commentId w16cid:paraId="2286779A" w16cid:durableId="431D5A13"/>
+  <w16cid:commentId w16cid:paraId="0838D1B1" w16cid:durableId="4E4B4260"/>
+</w16cid:commentsIds>
+</file>
+
+<file path=word/people.xml><?xml version="1.0" encoding="utf-8"?>
+<w15:people xmlns:wpc="http://schemas.microsoft.com/office/word/2010/wordprocessingCanvas" xmlns:cx="http://schemas.microsoft.com/office/drawing/2014/chartex" xmlns:cx1="http://schemas.microsoft.com/office/drawing/2015/9/8/chartex" xmlns:cx2="http://schemas.microsoft.com/office/drawing/2015/10/21/chartex" xmlns:cx3="http://schemas.microsoft.com/office/drawing/2016/5/9/chartex" xmlns:cx4="http://schemas.microsoft.com/office/drawing/2016/5/10/chartex" xmlns:cx5="http://schemas.microsoft.com/office/drawing/2016/5/11/chartex" xmlns:cx6="http://schemas.microsoft.com/office/drawing/2016/5/12/chartex" xmlns:cx7="http://schemas.microsoft.com/office/drawing/2016/5/13/chartex" xmlns:cx8="http://schemas.microsoft.com/office/drawing/2016/5/14/chartex" xmlns:mc="http://schemas.openxmlformats.org/markup-compatibility/2006" xmlns:aink="http://schemas.microsoft.com/office/drawing/2016/ink" xmlns:am3d="http://schemas.microsoft.com/office/drawing/2017/model3d" xmlns:o="urn:schemas-microsoft-com:office:office" xmlns:oel="http://schemas.microsoft.com/office/2019/extlst" xmlns:r="http://schemas.openxmlformats.org/officeDocument/2006/relationships" xmlns:m="http://schemas.openxmlformats.org/officeDocument/2006/math" xmlns:v="urn:schemas-microsoft-com:vml" xmlns:wp14="http://schemas.microsoft.com/office/word/2010/wordprocessingDrawing" xmlns:wp="http://schemas.openxmlformats.org/drawingml/2006/wordprocessingDrawing" xmlns:w10="urn:schemas-microsoft-com:office:word" xmlns:w="http://schemas.openxmlformats.org/wordprocessingml/2006/main" xmlns:w14="http://schemas.microsoft.com/office/word/2010/wordml" xmlns:w15="http://schemas.microsoft.com/office/word/2012/wordml" xmlns:w16cex="http://schemas.microsoft.com/office/word/2018/wordml/cex" xmlns:w16cid="http://schemas.microsoft.com/office/word/2016/wordml/cid" xmlns:w16="http://schemas.microsoft.com/office/word/2018/wordml" xmlns:w16du="http://schemas.microsoft.com/office/word/2023/wordml/word16du" xmlns:w16sdtdh="http://schemas.microsoft.com/office/word/2020/wordml/sdtdatahash" xmlns:w16sdtfl="http://schemas.microsoft.com/office/word/2024/wordml/sdtformatlock" xmlns:w16se="http://schemas.microsoft.com/office/word/2015/wordml/symex" xmlns:wpg="http://schemas.microsoft.com/office/word/2010/wordprocessingGroup" xmlns:wpi="http://schemas.microsoft.com/office/word/2010/wordprocessingInk" xmlns:wne="http://schemas.microsoft.com/office/word/2006/wordml" xmlns:wps="http://schemas.microsoft.com/office/word/2010/wordprocessingShape" mc:Ignorable="w14 w15 w16se w16cid w16 w16cex w16sdtdh w16sdtfl w16du wp14">
+  <w15:person w15:author="Valentina M. Staneva">
+    <w15:presenceInfo w15:providerId="AD" w15:userId="S::vms16@uw.edu::39002d1f-c79c-469f-9108-ea31440063df"/>
+  </w15:person>
+</w15:people>
 </file>
 
 <file path=word/styles.xml><?xml version="1.0" encoding="utf-8"?>
@@ -1116,6 +1253,74 @@
       <w:bCs/>
     </w:rPr>
   </w:style>
+  <w:style w:type="character" w:styleId="CommentReference">
+    <w:name w:val="annotation reference"/>
+    <w:basedOn w:val="DefaultParagraphFont"/>
+    <w:uiPriority w:val="99"/>
+    <w:semiHidden/>
+    <w:unhideWhenUsed/>
+    <w:rsid w:val="00FF0659"/>
+    <w:rPr>
+      <w:sz w:val="16"/>
+      <w:szCs w:val="16"/>
+    </w:rPr>
+  </w:style>
+  <w:style w:type="paragraph" w:styleId="CommentText">
+    <w:name w:val="annotation text"/>
+    <w:basedOn w:val="Normal"/>
+    <w:link w:val="CommentTextChar"/>
+    <w:uiPriority w:val="99"/>
+    <w:semiHidden/>
+    <w:unhideWhenUsed/>
+    <w:rsid w:val="00FF0659"/>
+    <w:pPr>
+      <w:spacing w:line="240" w:lineRule="auto"/>
+    </w:pPr>
+    <w:rPr>
+      <w:sz w:val="20"/>
+      <w:szCs w:val="20"/>
+    </w:rPr>
+  </w:style>
+  <w:style w:type="character" w:customStyle="1" w:styleId="CommentTextChar">
+    <w:name w:val="Comment Text Char"/>
+    <w:basedOn w:val="DefaultParagraphFont"/>
+    <w:link w:val="CommentText"/>
+    <w:uiPriority w:val="99"/>
+    <w:semiHidden/>
+    <w:rsid w:val="00FF0659"/>
+    <w:rPr>
+      <w:sz w:val="20"/>
+      <w:szCs w:val="20"/>
+    </w:rPr>
+  </w:style>
+  <w:style w:type="paragraph" w:styleId="CommentSubject">
+    <w:name w:val="annotation subject"/>
+    <w:basedOn w:val="CommentText"/>
+    <w:next w:val="CommentText"/>
+    <w:link w:val="CommentSubjectChar"/>
+    <w:uiPriority w:val="99"/>
+    <w:semiHidden/>
+    <w:unhideWhenUsed/>
+    <w:rsid w:val="00FF0659"/>
+    <w:rPr>
+      <w:b/>
+      <w:bCs/>
+    </w:rPr>
+  </w:style>
+  <w:style w:type="character" w:customStyle="1" w:styleId="CommentSubjectChar">
+    <w:name w:val="Comment Subject Char"/>
+    <w:basedOn w:val="CommentTextChar"/>
+    <w:link w:val="CommentSubject"/>
+    <w:uiPriority w:val="99"/>
+    <w:semiHidden/>
+    <w:rsid w:val="00FF0659"/>
+    <w:rPr>
+      <w:b/>
+      <w:bCs/>
+      <w:sz w:val="20"/>
+      <w:szCs w:val="20"/>
+    </w:rPr>
+  </w:style>
 </w:styles>
 </file>
 

--- a/Docs/Supp. Machine learning applied to otolith timeseries data to discriminate river of origin for Western Alaska Salmon.docx
+++ b/Docs/Supp. Machine learning applied to otolith timeseries data to discriminate river of origin for Western Alaska Salmon.docx
@@ -152,8 +152,6 @@
           <w:rFonts w:ascii="Times New Roman" w:hAnsi="Times New Roman" w:cs="Times New Roman"/>
         </w:rPr>
       </w:pPr>
-      <w:commentRangeStart w:id="0"/>
-      <w:commentRangeStart w:id="1"/>
       <w:r>
         <w:rPr>
           <w:rStyle w:val="Strong"/>
@@ -167,26 +165,6 @@
           <w:rFonts w:ascii="Times New Roman" w:hAnsi="Times New Roman" w:cs="Times New Roman"/>
         </w:rPr>
         <w:t>2</w:t>
-      </w:r>
-      <w:commentRangeEnd w:id="0"/>
-      <w:r>
-        <w:rPr>
-          <w:rStyle w:val="CommentReference"/>
-          <w:rFonts w:ascii="Times New Roman" w:hAnsi="Times New Roman" w:cs="Times New Roman"/>
-          <w:sz w:val="24"/>
-          <w:szCs w:val="24"/>
-        </w:rPr>
-        <w:commentReference w:id="0"/>
-      </w:r>
-      <w:commentRangeEnd w:id="1"/>
-      <w:r>
-        <w:rPr>
-          <w:rStyle w:val="CommentReference"/>
-          <w:rFonts w:ascii="Times New Roman" w:hAnsi="Times New Roman" w:cs="Times New Roman"/>
-          <w:sz w:val="24"/>
-          <w:szCs w:val="24"/>
-        </w:rPr>
-        <w:commentReference w:id="1"/>
       </w:r>
       <w:r>
         <w:rPr>
@@ -255,74 +233,6 @@
     </w:sectPr>
   </w:body>
 </w:document>
-</file>
-
-<file path=word/comments.xml><?xml version="1.0" encoding="utf-8"?>
-<w:comments xmlns:wpc="http://schemas.microsoft.com/office/word/2010/wordprocessingCanvas" xmlns:cx="http://schemas.microsoft.com/office/drawing/2014/chartex" xmlns:cx1="http://schemas.microsoft.com/office/drawing/2015/9/8/chartex" xmlns:cx2="http://schemas.microsoft.com/office/drawing/2015/10/21/chartex" xmlns:cx3="http://schemas.microsoft.com/office/drawing/2016/5/9/chartex" xmlns:cx4="http://schemas.microsoft.com/office/drawing/2016/5/10/chartex" xmlns:cx5="http://schemas.microsoft.com/office/drawing/2016/5/11/chartex" xmlns:cx6="http://schemas.microsoft.com/office/drawing/2016/5/12/chartex" xmlns:cx7="http://schemas.microsoft.com/office/drawing/2016/5/13/chartex" xmlns:cx8="http://schemas.microsoft.com/office/drawing/2016/5/14/chartex" xmlns:mc="http://schemas.openxmlformats.org/markup-compatibility/2006" xmlns:aink="http://schemas.microsoft.com/office/drawing/2016/ink" xmlns:am3d="http://schemas.microsoft.com/office/drawing/2017/model3d" xmlns:o="urn:schemas-microsoft-com:office:office" xmlns:oel="http://schemas.microsoft.com/office/2019/extlst" xmlns:r="http://schemas.openxmlformats.org/officeDocument/2006/relationships" xmlns:m="http://schemas.openxmlformats.org/officeDocument/2006/math" xmlns:v="urn:schemas-microsoft-com:vml" xmlns:wp14="http://schemas.microsoft.com/office/word/2010/wordprocessingDrawing" xmlns:wp="http://schemas.openxmlformats.org/drawingml/2006/wordprocessingDrawing" xmlns:w10="urn:schemas-microsoft-com:office:word" xmlns:w="http://schemas.openxmlformats.org/wordprocessingml/2006/main" xmlns:w14="http://schemas.microsoft.com/office/word/2010/wordml" xmlns:w15="http://schemas.microsoft.com/office/word/2012/wordml" xmlns:w16cex="http://schemas.microsoft.com/office/word/2018/wordml/cex" xmlns:w16cid="http://schemas.microsoft.com/office/word/2016/wordml/cid" xmlns:w16="http://schemas.microsoft.com/office/word/2018/wordml" xmlns:w16du="http://schemas.microsoft.com/office/word/2023/wordml/word16du" xmlns:w16sdtdh="http://schemas.microsoft.com/office/word/2020/wordml/sdtdatahash" xmlns:w16sdtfl="http://schemas.microsoft.com/office/word/2024/wordml/sdtformatlock" xmlns:w16se="http://schemas.microsoft.com/office/word/2015/wordml/symex" xmlns:wpg="http://schemas.microsoft.com/office/word/2010/wordprocessingGroup" xmlns:wpi="http://schemas.microsoft.com/office/word/2010/wordprocessingInk" xmlns:wne="http://schemas.microsoft.com/office/word/2006/wordml" xmlns:wps="http://schemas.microsoft.com/office/word/2010/wordprocessingShape" mc:Ignorable="w14 w15 w16se w16cid w16 w16cex w16sdtdh w16sdtfl w16du wp14">
-  <w:comment w:id="0" w:author="Valentina M. Staneva" w:date="2025-11-13T16:08:00Z" w:initials="VMS">
-    <w:p>
-      <w:r>
-        <w:rPr>
-          <w:rStyle w:val="CommentReference"/>
-        </w:rPr>
-        <w:annotationRef/>
-      </w:r>
-      <w:r>
-        <w:rPr>
-          <w:sz w:val="20"/>
-          <w:szCs w:val="20"/>
-        </w:rPr>
-        <w:t>Maybe you can plot them one under the other one? then it is easier to compare the same fish before and after. I feel the plots should be square to represent the real idea of a 45% line. You could also do them before and after in row, and fish types along column.</w:t>
-      </w:r>
-    </w:p>
-  </w:comment>
-  <w:comment w:id="1" w:author="Valentina M. Staneva" w:date="2025-11-13T16:11:00Z" w:initials="VMS">
-    <w:p>
-      <w:r>
-        <w:rPr>
-          <w:rStyle w:val="CommentReference"/>
-        </w:rPr>
-        <w:annotationRef/>
-      </w:r>
-      <w:r>
-        <w:rPr>
-          <w:sz w:val="20"/>
-          <w:szCs w:val="20"/>
-        </w:rPr>
-        <w:t>I am curious if these methods had some regularization option. I can see how it tried to push to the line, but a bit smoothing might have helped. But maybe it is due to the sample size and not so fixable...</w:t>
-      </w:r>
-    </w:p>
-  </w:comment>
-</w:comments>
-</file>
-
-<file path=word/commentsExtended.xml><?xml version="1.0" encoding="utf-8"?>
-<w15:commentsEx xmlns:wpc="http://schemas.microsoft.com/office/word/2010/wordprocessingCanvas" xmlns:cx="http://schemas.microsoft.com/office/drawing/2014/chartex" xmlns:cx1="http://schemas.microsoft.com/office/drawing/2015/9/8/chartex" xmlns:cx2="http://schemas.microsoft.com/office/drawing/2015/10/21/chartex" xmlns:cx3="http://schemas.microsoft.com/office/drawing/2016/5/9/chartex" xmlns:cx4="http://schemas.microsoft.com/office/drawing/2016/5/10/chartex" xmlns:cx5="http://schemas.microsoft.com/office/drawing/2016/5/11/chartex" xmlns:cx6="http://schemas.microsoft.com/office/drawing/2016/5/12/chartex" xmlns:cx7="http://schemas.microsoft.com/office/drawing/2016/5/13/chartex" xmlns:cx8="http://schemas.microsoft.com/office/drawing/2016/5/14/chartex" xmlns:mc="http://schemas.openxmlformats.org/markup-compatibility/2006" xmlns:aink="http://schemas.microsoft.com/office/drawing/2016/ink" xmlns:am3d="http://schemas.microsoft.com/office/drawing/2017/model3d" xmlns:o="urn:schemas-microsoft-com:office:office" xmlns:oel="http://schemas.microsoft.com/office/2019/extlst" xmlns:r="http://schemas.openxmlformats.org/officeDocument/2006/relationships" xmlns:m="http://schemas.openxmlformats.org/officeDocument/2006/math" xmlns:v="urn:schemas-microsoft-com:vml" xmlns:wp14="http://schemas.microsoft.com/office/word/2010/wordprocessingDrawing" xmlns:wp="http://schemas.openxmlformats.org/drawingml/2006/wordprocessingDrawing" xmlns:w10="urn:schemas-microsoft-com:office:word" xmlns:w="http://schemas.openxmlformats.org/wordprocessingml/2006/main" xmlns:w14="http://schemas.microsoft.com/office/word/2010/wordml" xmlns:w15="http://schemas.microsoft.com/office/word/2012/wordml" xmlns:w16cex="http://schemas.microsoft.com/office/word/2018/wordml/cex" xmlns:w16cid="http://schemas.microsoft.com/office/word/2016/wordml/cid" xmlns:w16="http://schemas.microsoft.com/office/word/2018/wordml" xmlns:w16du="http://schemas.microsoft.com/office/word/2023/wordml/word16du" xmlns:w16sdtdh="http://schemas.microsoft.com/office/word/2020/wordml/sdtdatahash" xmlns:w16sdtfl="http://schemas.microsoft.com/office/word/2024/wordml/sdtformatlock" xmlns:w16se="http://schemas.microsoft.com/office/word/2015/wordml/symex" xmlns:wpg="http://schemas.microsoft.com/office/word/2010/wordprocessingGroup" xmlns:wpi="http://schemas.microsoft.com/office/word/2010/wordprocessingInk" xmlns:wne="http://schemas.microsoft.com/office/word/2006/wordml" xmlns:wps="http://schemas.microsoft.com/office/word/2010/wordprocessingShape" mc:Ignorable="w14 w15 w16se w16cid w16 w16cex w16sdtdh w16sdtfl w16du wp14">
-  <w15:commentEx w15:paraId="2286779A" w15:done="0"/>
-  <w15:commentEx w15:paraId="0838D1B1" w15:paraIdParent="2286779A" w15:done="0"/>
-</w15:commentsEx>
-</file>
-
-<file path=word/commentsExtensible.xml><?xml version="1.0" encoding="utf-8"?>
-<w16cex:commentsExtensible xmlns:wpc="http://schemas.microsoft.com/office/word/2010/wordprocessingCanvas" xmlns:cx="http://schemas.microsoft.com/office/drawing/2014/chartex" xmlns:cx1="http://schemas.microsoft.com/office/drawing/2015/9/8/chartex" xmlns:cx2="http://schemas.microsoft.com/office/drawing/2015/10/21/chartex" xmlns:cx3="http://schemas.microsoft.com/office/drawing/2016/5/9/chartex" xmlns:cx4="http://schemas.microsoft.com/office/drawing/2016/5/10/chartex" xmlns:cx5="http://schemas.microsoft.com/office/drawing/2016/5/11/chartex" xmlns:cx6="http://schemas.microsoft.com/office/drawing/2016/5/12/chartex" xmlns:cx7="http://schemas.microsoft.com/office/drawing/2016/5/13/chartex" xmlns:cx8="http://schemas.microsoft.com/office/drawing/2016/5/14/chartex" xmlns:cr="http://schemas.microsoft.com/office/comments/2020/reactions" xmlns:mc="http://schemas.openxmlformats.org/markup-compatibility/2006" xmlns:aink="http://schemas.microsoft.com/office/drawing/2016/ink" xmlns:am3d="http://schemas.microsoft.com/office/drawing/2017/model3d" xmlns:o="urn:schemas-microsoft-com:office:office" xmlns:oel="http://schemas.microsoft.com/office/2019/extlst" xmlns:r="http://schemas.openxmlformats.org/officeDocument/2006/relationships" xmlns:m="http://schemas.openxmlformats.org/officeDocument/2006/math" xmlns:v="urn:schemas-microsoft-com:vml" xmlns:wp14="http://schemas.microsoft.com/office/word/2010/wordprocessingDrawing" xmlns:wp="http://schemas.openxmlformats.org/drawingml/2006/wordprocessingDrawing" xmlns:w10="urn:schemas-microsoft-com:office:word" xmlns:w="http://schemas.openxmlformats.org/wordprocessingml/2006/main" xmlns:w14="http://schemas.microsoft.com/office/word/2010/wordml" xmlns:w15="http://schemas.microsoft.com/office/word/2012/wordml" xmlns:w16cex="http://schemas.microsoft.com/office/word/2018/wordml/cex" xmlns:w16cid="http://schemas.microsoft.com/office/word/2016/wordml/cid" xmlns:w16="http://schemas.microsoft.com/office/word/2018/wordml" xmlns:w16du="http://schemas.microsoft.com/office/word/2023/wordml/word16du" xmlns:w16sdtdh="http://schemas.microsoft.com/office/word/2020/wordml/sdtdatahash" xmlns:w16sdtfl="http://schemas.microsoft.com/office/word/2024/wordml/sdtformatlock" xmlns:w16se="http://schemas.microsoft.com/office/word/2015/wordml/symex" xmlns:wpg="http://schemas.microsoft.com/office/word/2010/wordprocessingGroup" xmlns:wpi="http://schemas.microsoft.com/office/word/2010/wordprocessingInk" xmlns:wne="http://schemas.microsoft.com/office/word/2006/wordml" xmlns:wps="http://schemas.microsoft.com/office/word/2010/wordprocessingShape" mc:Ignorable="w14 w15 w16se w16cid w16 w16cex w16sdtdh w16sdtfl cr w16du wp14">
-  <w16cex:commentExtensible w16cex:durableId="431D5A13" w16cex:dateUtc="2025-11-14T00:08:00Z"/>
-  <w16cex:commentExtensible w16cex:durableId="4E4B4260" w16cex:dateUtc="2025-11-14T00:11:00Z"/>
-</w16cex:commentsExtensible>
-</file>
-
-<file path=word/commentsIds.xml><?xml version="1.0" encoding="utf-8"?>
-<w16cid:commentsIds xmlns:wpc="http://schemas.microsoft.com/office/word/2010/wordprocessingCanvas" xmlns:cx="http://schemas.microsoft.com/office/drawing/2014/chartex" xmlns:cx1="http://schemas.microsoft.com/office/drawing/2015/9/8/chartex" xmlns:cx2="http://schemas.microsoft.com/office/drawing/2015/10/21/chartex" xmlns:cx3="http://schemas.microsoft.com/office/drawing/2016/5/9/chartex" xmlns:cx4="http://schemas.microsoft.com/office/drawing/2016/5/10/chartex" xmlns:cx5="http://schemas.microsoft.com/office/drawing/2016/5/11/chartex" xmlns:cx6="http://schemas.microsoft.com/office/drawing/2016/5/12/chartex" xmlns:cx7="http://schemas.microsoft.com/office/drawing/2016/5/13/chartex" xmlns:cx8="http://schemas.microsoft.com/office/drawing/2016/5/14/chartex" xmlns:mc="http://schemas.openxmlformats.org/markup-compatibility/2006" xmlns:aink="http://schemas.microsoft.com/office/drawing/2016/ink" xmlns:am3d="http://schemas.microsoft.com/office/drawing/2017/model3d" xmlns:o="urn:schemas-microsoft-com:office:office" xmlns:oel="http://schemas.microsoft.com/office/2019/extlst" xmlns:r="http://schemas.openxmlformats.org/officeDocument/2006/relationships" xmlns:m="http://schemas.openxmlformats.org/officeDocument/2006/math" xmlns:v="urn:schemas-microsoft-com:vml" xmlns:wp14="http://schemas.microsoft.com/office/word/2010/wordprocessingDrawing" xmlns:wp="http://schemas.openxmlformats.org/drawingml/2006/wordprocessingDrawing" xmlns:w10="urn:schemas-microsoft-com:office:word" xmlns:w="http://schemas.openxmlformats.org/wordprocessingml/2006/main" xmlns:w14="http://schemas.microsoft.com/office/word/2010/wordml" xmlns:w15="http://schemas.microsoft.com/office/word/2012/wordml" xmlns:w16cex="http://schemas.microsoft.com/office/word/2018/wordml/cex" xmlns:w16cid="http://schemas.microsoft.com/office/word/2016/wordml/cid" xmlns:w16="http://schemas.microsoft.com/office/word/2018/wordml" xmlns:w16du="http://schemas.microsoft.com/office/word/2023/wordml/word16du" xmlns:w16sdtdh="http://schemas.microsoft.com/office/word/2020/wordml/sdtdatahash" xmlns:w16sdtfl="http://schemas.microsoft.com/office/word/2024/wordml/sdtformatlock" xmlns:w16se="http://schemas.microsoft.com/office/word/2015/wordml/symex" xmlns:wpg="http://schemas.microsoft.com/office/word/2010/wordprocessingGroup" xmlns:wpi="http://schemas.microsoft.com/office/word/2010/wordprocessingInk" xmlns:wne="http://schemas.microsoft.com/office/word/2006/wordml" xmlns:wps="http://schemas.microsoft.com/office/word/2010/wordprocessingShape" mc:Ignorable="w14 w15 w16se w16cid w16 w16cex w16sdtdh w16sdtfl w16du wp14">
-  <w16cid:commentId w16cid:paraId="2286779A" w16cid:durableId="431D5A13"/>
-  <w16cid:commentId w16cid:paraId="0838D1B1" w16cid:durableId="4E4B4260"/>
-</w16cid:commentsIds>
-</file>
-
-<file path=word/people.xml><?xml version="1.0" encoding="utf-8"?>
-<w15:people xmlns:wpc="http://schemas.microsoft.com/office/word/2010/wordprocessingCanvas" xmlns:cx="http://schemas.microsoft.com/office/drawing/2014/chartex" xmlns:cx1="http://schemas.microsoft.com/office/drawing/2015/9/8/chartex" xmlns:cx2="http://schemas.microsoft.com/office/drawing/2015/10/21/chartex" xmlns:cx3="http://schemas.microsoft.com/office/drawing/2016/5/9/chartex" xmlns:cx4="http://schemas.microsoft.com/office/drawing/2016/5/10/chartex" xmlns:cx5="http://schemas.microsoft.com/office/drawing/2016/5/11/chartex" xmlns:cx6="http://schemas.microsoft.com/office/drawing/2016/5/12/chartex" xmlns:cx7="http://schemas.microsoft.com/office/drawing/2016/5/13/chartex" xmlns:cx8="http://schemas.microsoft.com/office/drawing/2016/5/14/chartex" xmlns:mc="http://schemas.openxmlformats.org/markup-compatibility/2006" xmlns:aink="http://schemas.microsoft.com/office/drawing/2016/ink" xmlns:am3d="http://schemas.microsoft.com/office/drawing/2017/model3d" xmlns:o="urn:schemas-microsoft-com:office:office" xmlns:oel="http://schemas.microsoft.com/office/2019/extlst" xmlns:r="http://schemas.openxmlformats.org/officeDocument/2006/relationships" xmlns:m="http://schemas.openxmlformats.org/officeDocument/2006/math" xmlns:v="urn:schemas-microsoft-com:vml" xmlns:wp14="http://schemas.microsoft.com/office/word/2010/wordprocessingDrawing" xmlns:wp="http://schemas.openxmlformats.org/drawingml/2006/wordprocessingDrawing" xmlns:w10="urn:schemas-microsoft-com:office:word" xmlns:w="http://schemas.openxmlformats.org/wordprocessingml/2006/main" xmlns:w14="http://schemas.microsoft.com/office/word/2010/wordml" xmlns:w15="http://schemas.microsoft.com/office/word/2012/wordml" xmlns:w16cex="http://schemas.microsoft.com/office/word/2018/wordml/cex" xmlns:w16cid="http://schemas.microsoft.com/office/word/2016/wordml/cid" xmlns:w16="http://schemas.microsoft.com/office/word/2018/wordml" xmlns:w16du="http://schemas.microsoft.com/office/word/2023/wordml/word16du" xmlns:w16sdtdh="http://schemas.microsoft.com/office/word/2020/wordml/sdtdatahash" xmlns:w16sdtfl="http://schemas.microsoft.com/office/word/2024/wordml/sdtformatlock" xmlns:w16se="http://schemas.microsoft.com/office/word/2015/wordml/symex" xmlns:wpg="http://schemas.microsoft.com/office/word/2010/wordprocessingGroup" xmlns:wpi="http://schemas.microsoft.com/office/word/2010/wordprocessingInk" xmlns:wne="http://schemas.microsoft.com/office/word/2006/wordml" xmlns:wps="http://schemas.microsoft.com/office/word/2010/wordprocessingShape" mc:Ignorable="w14 w15 w16se w16cid w16 w16cex w16sdtdh w16sdtfl w16du wp14">
-  <w15:person w15:author="Valentina M. Staneva">
-    <w15:presenceInfo w15:providerId="AD" w15:userId="S::vms16@uw.edu::39002d1f-c79c-469f-9108-ea31440063df"/>
-  </w15:person>
-</w15:people>
 </file>
 
 <file path=word/styles.xml><?xml version="1.0" encoding="utf-8"?>

--- a/Docs/Supp. Machine learning applied to otolith timeseries data to discriminate river of origin for Western Alaska Salmon.docx
+++ b/Docs/Supp. Machine learning applied to otolith timeseries data to discriminate river of origin for Western Alaska Salmon.docx
@@ -59,8 +59,16 @@
       <w:r>
         <w:rPr>
           <w:rFonts w:ascii="Times New Roman" w:hAnsi="Times New Roman" w:cs="Times New Roman"/>
+          <w:b/>
+          <w:bCs/>
         </w:rPr>
-        <w:t xml:space="preserve">Supp Figure 1: </w:t>
+        <w:t>Supp Figure 1:</w:t>
+      </w:r>
+      <w:r>
+        <w:rPr>
+          <w:rFonts w:ascii="Times New Roman" w:hAnsi="Times New Roman" w:cs="Times New Roman"/>
+        </w:rPr>
+        <w:t xml:space="preserve"> </w:t>
       </w:r>
       <w:r>
         <w:rPr>
@@ -97,131 +105,6 @@
     <w:p/>
     <w:p/>
     <w:p/>
-    <w:p>
-      <w:r>
-        <w:rPr>
-          <w:noProof/>
-        </w:rPr>
-        <w:lastRenderedPageBreak/>
-        <w:drawing>
-          <wp:inline distT="0" distB="0" distL="0" distR="0" wp14:anchorId="21BFF652" wp14:editId="2647EC28">
-            <wp:extent cx="5943600" cy="5943600"/>
-            <wp:effectExtent l="0" t="0" r="0" b="0"/>
-            <wp:docPr id="274501238" name="Picture 1" descr="A graph of different types of data&#10;&#10;AI-generated content may be incorrect."/>
-            <wp:cNvGraphicFramePr>
-              <a:graphicFrameLocks xmlns:a="http://schemas.openxmlformats.org/drawingml/2006/main" noChangeAspect="1"/>
-            </wp:cNvGraphicFramePr>
-            <a:graphic xmlns:a="http://schemas.openxmlformats.org/drawingml/2006/main">
-              <a:graphicData uri="http://schemas.openxmlformats.org/drawingml/2006/picture">
-                <pic:pic xmlns:pic="http://schemas.openxmlformats.org/drawingml/2006/picture">
-                  <pic:nvPicPr>
-                    <pic:cNvPr id="274501238" name="Picture 1" descr="A graph of different types of data&#10;&#10;AI-generated content may be incorrect."/>
-                    <pic:cNvPicPr/>
-                  </pic:nvPicPr>
-                  <pic:blipFill>
-                    <a:blip r:embed="rId5" cstate="print">
-                      <a:extLst>
-                        <a:ext uri="{28A0092B-C50C-407E-A947-70E740481C1C}">
-                          <a14:useLocalDpi xmlns:a14="http://schemas.microsoft.com/office/drawing/2010/main" val="0"/>
-                        </a:ext>
-                      </a:extLst>
-                    </a:blip>
-                    <a:stretch>
-                      <a:fillRect/>
-                    </a:stretch>
-                  </pic:blipFill>
-                  <pic:spPr>
-                    <a:xfrm>
-                      <a:off x="0" y="0"/>
-                      <a:ext cx="5943600" cy="5943600"/>
-                    </a:xfrm>
-                    <a:prstGeom prst="rect">
-                      <a:avLst/>
-                    </a:prstGeom>
-                  </pic:spPr>
-                </pic:pic>
-              </a:graphicData>
-            </a:graphic>
-          </wp:inline>
-        </w:drawing>
-      </w:r>
-    </w:p>
-    <w:p>
-      <w:pPr>
-        <w:rPr>
-          <w:rFonts w:ascii="Times New Roman" w:hAnsi="Times New Roman" w:cs="Times New Roman"/>
-        </w:rPr>
-      </w:pPr>
-      <w:r>
-        <w:rPr>
-          <w:rStyle w:val="Strong"/>
-          <w:rFonts w:ascii="Times New Roman" w:hAnsi="Times New Roman" w:cs="Times New Roman"/>
-        </w:rPr>
-        <w:t xml:space="preserve">Supplemental Figure </w:t>
-      </w:r>
-      <w:r>
-        <w:rPr>
-          <w:rStyle w:val="Strong"/>
-          <w:rFonts w:ascii="Times New Roman" w:hAnsi="Times New Roman" w:cs="Times New Roman"/>
-        </w:rPr>
-        <w:t>2</w:t>
-      </w:r>
-      <w:r>
-        <w:rPr>
-          <w:rStyle w:val="Strong"/>
-          <w:rFonts w:ascii="Times New Roman" w:hAnsi="Times New Roman" w:cs="Times New Roman"/>
-        </w:rPr>
-        <w:t>:</w:t>
-      </w:r>
-      <w:r>
-        <w:rPr>
-          <w:rStyle w:val="Strong"/>
-          <w:rFonts w:ascii="Times New Roman" w:hAnsi="Times New Roman" w:cs="Times New Roman"/>
-        </w:rPr>
-        <w:t xml:space="preserve"> </w:t>
-      </w:r>
-      <w:r>
-        <w:rPr>
-          <w:rStyle w:val="Strong"/>
-          <w:rFonts w:ascii="Times New Roman" w:hAnsi="Times New Roman" w:cs="Times New Roman"/>
-          <w:b w:val="0"/>
-          <w:bCs w:val="0"/>
-        </w:rPr>
-        <w:t xml:space="preserve">Example </w:t>
-      </w:r>
-      <w:r>
-        <w:rPr>
-          <w:rFonts w:ascii="Times New Roman" w:hAnsi="Times New Roman" w:cs="Times New Roman"/>
-        </w:rPr>
-        <w:t>d</w:t>
-      </w:r>
-      <w:r>
-        <w:rPr>
-          <w:rFonts w:ascii="Times New Roman" w:hAnsi="Times New Roman" w:cs="Times New Roman"/>
-        </w:rPr>
-        <w:t>iagrams</w:t>
-      </w:r>
-      <w:r>
-        <w:rPr>
-          <w:rFonts w:ascii="Times New Roman" w:hAnsi="Times New Roman" w:cs="Times New Roman"/>
-        </w:rPr>
-        <w:t xml:space="preserve"> showing the relationship between predicted probability value on the x axis and true class likelihood based on event rate on the y axis for random forest prediction on the total testing set. Predicted probability scores from the model (panel A) show a relatively linear relationship, indicating that probability scores are relatively well aligned before calibration. Applying a multinomial isotonic regression recalibrates probability scores to better match true class likelihood (panel B</w:t>
-      </w:r>
-      <w:proofErr w:type="gramStart"/>
-      <w:r>
-        <w:rPr>
-          <w:rFonts w:ascii="Times New Roman" w:hAnsi="Times New Roman" w:cs="Times New Roman"/>
-        </w:rPr>
-        <w:t>) ,</w:t>
-      </w:r>
-      <w:proofErr w:type="gramEnd"/>
-      <w:r>
-        <w:rPr>
-          <w:rFonts w:ascii="Times New Roman" w:hAnsi="Times New Roman" w:cs="Times New Roman"/>
-        </w:rPr>
-        <w:t xml:space="preserve"> which is further confirmed by an increase in the brier score </w:t>
-      </w:r>
-    </w:p>
     <w:p/>
     <w:p/>
     <w:p/>
